--- a/7 семестр/Защита информации/4341_ЗИ_ЛР1_БерезинЕП.docx
+++ b/7 семестр/Защита информации/4341_ЗИ_ЛР1_БерезинЕП.docx
@@ -1,6 +1,6 @@
 
 <file path=word/document.xml><?xml version="1.0" encoding="utf-8"?>
-<w:document xmlns:wpc="http://schemas.microsoft.com/office/word/2010/wordprocessingCanvas" xmlns:cx="http://schemas.microsoft.com/office/drawing/2014/chartex" xmlns:cx1="http://schemas.microsoft.com/office/drawing/2015/9/8/chartex" xmlns:cx2="http://schemas.microsoft.com/office/drawing/2015/10/21/chartex" xmlns:cx3="http://schemas.microsoft.com/office/drawing/2016/5/9/chartex" xmlns:cx4="http://schemas.microsoft.com/office/drawing/2016/5/10/chartex" xmlns:cx5="http://schemas.microsoft.com/office/drawing/2016/5/11/chartex" xmlns:cx6="http://schemas.microsoft.com/office/drawing/2016/5/12/chartex" xmlns:cx7="http://schemas.microsoft.com/office/drawing/2016/5/13/chartex" xmlns:cx8="http://schemas.microsoft.com/office/drawing/2016/5/14/chartex" xmlns:mc="http://schemas.openxmlformats.org/markup-compatibility/2006" xmlns:aink="http://schemas.microsoft.com/office/drawing/2016/ink" xmlns:am3d="http://schemas.microsoft.com/office/drawing/2017/model3d" xmlns:o="urn:schemas-microsoft-com:office:office" xmlns:oel="http://schemas.microsoft.com/office/2019/extlst" xmlns:r="http://schemas.openxmlformats.org/officeDocument/2006/relationships" xmlns:m="http://schemas.openxmlformats.org/officeDocument/2006/math" xmlns:v="urn:schemas-microsoft-com:vml" xmlns:wp14="http://schemas.microsoft.com/office/word/2010/wordprocessingDrawing" xmlns:wp="http://schemas.openxmlformats.org/drawingml/2006/wordprocessingDrawing" xmlns:w10="urn:schemas-microsoft-com:office:word" xmlns:w="http://schemas.openxmlformats.org/wordprocessingml/2006/main" xmlns:w14="http://schemas.microsoft.com/office/word/2010/wordml" xmlns:w15="http://schemas.microsoft.com/office/word/2012/wordml" xmlns:w16cex="http://schemas.microsoft.com/office/word/2018/wordml/cex" xmlns:w16cid="http://schemas.microsoft.com/office/word/2016/wordml/cid" xmlns:w16="http://schemas.microsoft.com/office/word/2018/wordml" xmlns:w16du="http://schemas.microsoft.com/office/word/2023/wordml/word16du" xmlns:w16sdtdh="http://schemas.microsoft.com/office/word/2020/wordml/sdtdatahash" xmlns:w16sdtfl="http://schemas.microsoft.com/office/word/2024/wordml/sdtformatlock" xmlns:w16se="http://schemas.microsoft.com/office/word/2015/wordml/symex" xmlns:wpg="http://schemas.microsoft.com/office/word/2010/wordprocessingGroup" xmlns:wpi="http://schemas.microsoft.com/office/word/2010/wordprocessingInk" xmlns:wne="http://schemas.microsoft.com/office/word/2006/wordml" xmlns:wps="http://schemas.microsoft.com/office/word/2010/wordprocessingShape" mc:Ignorable="w14 w15 w16se w16cid w16 w16cex w16sdtdh w16sdtfl w16du wp14">
+<w:document xmlns:wpc="http://schemas.microsoft.com/office/word/2010/wordprocessingCanvas" xmlns:cx="http://schemas.microsoft.com/office/drawing/2014/chartex" xmlns:cx1="http://schemas.microsoft.com/office/drawing/2015/9/8/chartex" xmlns:cx2="http://schemas.microsoft.com/office/drawing/2015/10/21/chartex" xmlns:cx3="http://schemas.microsoft.com/office/drawing/2016/5/9/chartex" xmlns:cx4="http://schemas.microsoft.com/office/drawing/2016/5/10/chartex" xmlns:cx5="http://schemas.microsoft.com/office/drawing/2016/5/11/chartex" xmlns:cx6="http://schemas.microsoft.com/office/drawing/2016/5/12/chartex" xmlns:cx7="http://schemas.microsoft.com/office/drawing/2016/5/13/chartex" xmlns:cx8="http://schemas.microsoft.com/office/drawing/2016/5/14/chartex" xmlns:mc="http://schemas.openxmlformats.org/markup-compatibility/2006" xmlns:m="http://schemas.openxmlformats.org/officeDocument/2006/math" xmlns:aink="http://schemas.microsoft.com/office/drawing/2016/ink" xmlns:am3d="http://schemas.microsoft.com/office/drawing/2017/model3d" xmlns:oel="http://schemas.microsoft.com/office/2019/extlst" xmlns:r="http://schemas.openxmlformats.org/officeDocument/2006/relationships" xmlns:wp14="http://schemas.microsoft.com/office/word/2010/wordprocessingDrawing" xmlns:wp="http://schemas.openxmlformats.org/drawingml/2006/wordprocessingDrawing" xmlns:wpg="http://schemas.microsoft.com/office/word/2010/wordprocessingGroup" xmlns:wpi="http://schemas.microsoft.com/office/word/2010/wordprocessingInk" xmlns:wps="http://schemas.microsoft.com/office/word/2010/wordprocessingShape" xmlns:o="urn:schemas-microsoft-com:office:office" xmlns:v="urn:schemas-microsoft-com:vml" xmlns:w10="urn:schemas-microsoft-com:office:word" xmlns:w="http://schemas.openxmlformats.org/wordprocessingml/2006/main" xmlns:w14="http://schemas.microsoft.com/office/word/2010/wordml" xmlns:w15="http://schemas.microsoft.com/office/word/2012/wordml" xmlns:w16cex="http://schemas.microsoft.com/office/word/2018/wordml/cex" xmlns:w16cid="http://schemas.microsoft.com/office/word/2016/wordml/cid" xmlns:w16="http://schemas.microsoft.com/office/word/2018/wordml" xmlns:w16sdtdh="http://schemas.microsoft.com/office/word/2020/wordml/sdtdatahash" xmlns:w16sdtfl="http://schemas.microsoft.com/office/word/2024/wordml/sdtformatlock" xmlns:w16se="http://schemas.microsoft.com/office/word/2015/wordml/symex" xmlns:w16du="http://schemas.microsoft.com/office/word/2023/wordml/word16du" xmlns:wne="http://schemas.microsoft.com/office/word/2006/wordml" mc:Ignorable="w14 w15 w16se w16cid w16 w16cex w16sdtdh w16sdtfl w16du wp14">
   <w:body>
     <w:p>
       <w:pPr>
@@ -2916,16 +2916,19 @@
     </w:p>
     <w:p>
       <w:pPr>
-        <w:keepLines/>
-        <w:spacing w:line="360" w:lineRule="auto"/>
-        <w:ind w:firstLine="709"/>
-        <w:contextualSpacing/>
-        <w:jc w:val="both"/>
-        <w:rPr>
-          <w:sz w:val="28"/>
-          <w:szCs w:val="28"/>
-        </w:rPr>
-      </w:pPr>
+        <w:spacing w:after="160" w:line="259" w:lineRule="auto"/>
+        <w:rPr>
+          <w:sz w:val="28"/>
+          <w:szCs w:val="28"/>
+        </w:rPr>
+      </w:pPr>
+      <w:r>
+        <w:rPr>
+          <w:sz w:val="28"/>
+          <w:szCs w:val="28"/>
+        </w:rPr>
+        <w:br w:type="page"/>
+      </w:r>
     </w:p>
     <w:p>
       <w:pPr>
@@ -2947,59 +2950,57 @@
           <w:szCs w:val="28"/>
         </w:rPr>
         <w:lastRenderedPageBreak/>
-        <w:t>5 Сводные результаты</w:t>
+        <w:t>5</w:t>
+      </w:r>
+      <w:r>
+        <w:rPr>
+          <w:b/>
+          <w:color w:val="000000"/>
+          <w:sz w:val="28"/>
+          <w:szCs w:val="28"/>
+        </w:rPr>
+        <w:t>.</w:t>
+      </w:r>
+      <w:r>
+        <w:rPr>
+          <w:b/>
+          <w:color w:val="000000"/>
+          <w:sz w:val="28"/>
+          <w:szCs w:val="28"/>
+        </w:rPr>
+        <w:t xml:space="preserve"> Сводные результаты</w:t>
       </w:r>
     </w:p>
     <w:tbl>
       <w:tblPr>
-        <w:tblW w:w="0" w:type="auto"/>
-        <w:jc w:val="center"/>
-        <w:tblBorders>
-          <w:top w:val="single" w:sz="6" w:space="0" w:color="D9D9D9"/>
-          <w:left w:val="single" w:sz="6" w:space="0" w:color="D9D9D9"/>
-          <w:bottom w:val="single" w:sz="6" w:space="0" w:color="D9D9D9"/>
-          <w:right w:val="single" w:sz="6" w:space="0" w:color="D9D9D9"/>
-          <w:insideH w:val="single" w:sz="6" w:space="0" w:color="D9D9D9"/>
-          <w:insideV w:val="single" w:sz="6" w:space="0" w:color="D9D9D9"/>
-        </w:tblBorders>
-        <w:tblLayout w:type="fixed"/>
+        <w:tblStyle w:val="TableGrid"/>
+        <w:tblW w:w="5000" w:type="pct"/>
         <w:tblLook w:val="04A0" w:firstRow="1" w:lastRow="0" w:firstColumn="1" w:lastColumn="0" w:noHBand="0" w:noVBand="1"/>
       </w:tblPr>
       <w:tblGrid>
-        <w:gridCol w:w="3118"/>
-        <w:gridCol w:w="3600"/>
-        <w:gridCol w:w="3600"/>
+        <w:gridCol w:w="2824"/>
+        <w:gridCol w:w="3261"/>
+        <w:gridCol w:w="3260"/>
       </w:tblGrid>
       <w:tr>
-        <w:trPr>
-          <w:cantSplit/>
-          <w:tblHeader/>
-          <w:jc w:val="center"/>
-        </w:trPr>
         <w:tc>
           <w:tcPr>
-            <w:tcW w:w="3118" w:type="dxa"/>
-            <w:shd w:val="clear" w:color="auto" w:fill="4F4F4F"/>
-            <w:tcMar>
-              <w:top w:w="120" w:type="dxa"/>
-              <w:left w:w="120" w:type="dxa"/>
-              <w:bottom w:w="120" w:type="dxa"/>
-              <w:right w:w="120" w:type="dxa"/>
-            </w:tcMar>
-            <w:vAlign w:val="center"/>
+            <w:tcW w:w="1511" w:type="pct"/>
           </w:tcPr>
           <w:p>
             <w:pPr>
               <w:jc w:val="center"/>
               <w:rPr>
+                <w:bCs/>
+                <w:color w:val="000000" w:themeColor="text1"/>
                 <w:sz w:val="28"/>
                 <w:szCs w:val="28"/>
               </w:rPr>
             </w:pPr>
             <w:r>
               <w:rPr>
-                <w:b/>
-                <w:color w:val="FFFFFF"/>
+                <w:bCs/>
+                <w:color w:val="000000" w:themeColor="text1"/>
                 <w:sz w:val="28"/>
                 <w:szCs w:val="28"/>
               </w:rPr>
@@ -3009,28 +3010,22 @@
         </w:tc>
         <w:tc>
           <w:tcPr>
-            <w:tcW w:w="3118" w:type="dxa"/>
-            <w:shd w:val="clear" w:color="auto" w:fill="4F4F4F"/>
-            <w:tcMar>
-              <w:top w:w="120" w:type="dxa"/>
-              <w:left w:w="120" w:type="dxa"/>
-              <w:bottom w:w="120" w:type="dxa"/>
-              <w:right w:w="120" w:type="dxa"/>
-            </w:tcMar>
-            <w:vAlign w:val="center"/>
+            <w:tcW w:w="1745" w:type="pct"/>
           </w:tcPr>
           <w:p>
             <w:pPr>
               <w:jc w:val="center"/>
               <w:rPr>
+                <w:bCs/>
+                <w:color w:val="000000" w:themeColor="text1"/>
                 <w:sz w:val="28"/>
                 <w:szCs w:val="28"/>
               </w:rPr>
             </w:pPr>
             <w:r>
               <w:rPr>
-                <w:b/>
-                <w:color w:val="FFFFFF"/>
+                <w:bCs/>
+                <w:color w:val="000000" w:themeColor="text1"/>
                 <w:sz w:val="28"/>
                 <w:szCs w:val="28"/>
               </w:rPr>
@@ -3040,28 +3035,22 @@
         </w:tc>
         <w:tc>
           <w:tcPr>
-            <w:tcW w:w="3118" w:type="dxa"/>
-            <w:shd w:val="clear" w:color="auto" w:fill="4F4F4F"/>
-            <w:tcMar>
-              <w:top w:w="120" w:type="dxa"/>
-              <w:left w:w="120" w:type="dxa"/>
-              <w:bottom w:w="120" w:type="dxa"/>
-              <w:right w:w="120" w:type="dxa"/>
-            </w:tcMar>
-            <w:vAlign w:val="center"/>
+            <w:tcW w:w="1745" w:type="pct"/>
           </w:tcPr>
           <w:p>
             <w:pPr>
               <w:jc w:val="center"/>
               <w:rPr>
+                <w:bCs/>
+                <w:color w:val="000000" w:themeColor="text1"/>
                 <w:sz w:val="28"/>
                 <w:szCs w:val="28"/>
               </w:rPr>
             </w:pPr>
             <w:r>
               <w:rPr>
-                <w:b/>
-                <w:color w:val="FFFFFF"/>
+                <w:bCs/>
+                <w:color w:val="000000" w:themeColor="text1"/>
                 <w:sz w:val="28"/>
                 <w:szCs w:val="28"/>
               </w:rPr>
@@ -3071,34 +3060,25 @@
         </w:tc>
       </w:tr>
       <w:tr>
-        <w:trPr>
-          <w:cantSplit/>
-          <w:jc w:val="center"/>
-        </w:trPr>
         <w:tc>
           <w:tcPr>
-            <w:tcW w:w="1814" w:type="dxa"/>
-            <w:shd w:val="clear" w:color="auto" w:fill="FFFFFF"/>
-            <w:tcMar>
-              <w:top w:w="110" w:type="dxa"/>
-              <w:left w:w="110" w:type="dxa"/>
-              <w:bottom w:w="110" w:type="dxa"/>
-              <w:right w:w="110" w:type="dxa"/>
-            </w:tcMar>
+            <w:tcW w:w="1511" w:type="pct"/>
             <w:vAlign w:val="center"/>
           </w:tcPr>
           <w:p>
             <w:pPr>
               <w:jc w:val="center"/>
               <w:rPr>
+                <w:bCs/>
+                <w:color w:val="000000" w:themeColor="text1"/>
                 <w:sz w:val="28"/>
                 <w:szCs w:val="28"/>
               </w:rPr>
             </w:pPr>
             <w:r>
               <w:rPr>
-                <w:b/>
-                <w:color w:val="000000"/>
+                <w:bCs/>
+                <w:color w:val="000000" w:themeColor="text1"/>
                 <w:sz w:val="28"/>
                 <w:szCs w:val="28"/>
               </w:rPr>
@@ -3108,27 +3088,22 @@
         </w:tc>
         <w:tc>
           <w:tcPr>
-            <w:tcW w:w="3600" w:type="dxa"/>
-            <w:shd w:val="clear" w:color="auto" w:fill="FFFFFF"/>
-            <w:tcMar>
-              <w:top w:w="110" w:type="dxa"/>
-              <w:left w:w="110" w:type="dxa"/>
-              <w:bottom w:w="110" w:type="dxa"/>
-              <w:right w:w="110" w:type="dxa"/>
-            </w:tcMar>
-            <w:vAlign w:val="center"/>
+            <w:tcW w:w="1745" w:type="pct"/>
           </w:tcPr>
           <w:p>
             <w:pPr>
               <w:jc w:val="both"/>
               <w:rPr>
+                <w:bCs/>
+                <w:color w:val="000000" w:themeColor="text1"/>
                 <w:sz w:val="28"/>
                 <w:szCs w:val="28"/>
               </w:rPr>
             </w:pPr>
             <w:r>
               <w:rPr>
-                <w:color w:val="000000"/>
+                <w:bCs/>
+                <w:color w:val="000000" w:themeColor="text1"/>
                 <w:sz w:val="28"/>
                 <w:szCs w:val="28"/>
               </w:rPr>
@@ -3138,27 +3113,22 @@
         </w:tc>
         <w:tc>
           <w:tcPr>
-            <w:tcW w:w="3600" w:type="dxa"/>
-            <w:shd w:val="clear" w:color="auto" w:fill="FFFFFF"/>
-            <w:tcMar>
-              <w:top w:w="110" w:type="dxa"/>
-              <w:left w:w="110" w:type="dxa"/>
-              <w:bottom w:w="110" w:type="dxa"/>
-              <w:right w:w="110" w:type="dxa"/>
-            </w:tcMar>
-            <w:vAlign w:val="center"/>
+            <w:tcW w:w="1745" w:type="pct"/>
           </w:tcPr>
           <w:p>
             <w:pPr>
               <w:jc w:val="both"/>
               <w:rPr>
+                <w:bCs/>
+                <w:color w:val="000000" w:themeColor="text1"/>
                 <w:sz w:val="28"/>
                 <w:szCs w:val="28"/>
               </w:rPr>
             </w:pPr>
             <w:r>
               <w:rPr>
-                <w:color w:val="000000"/>
+                <w:bCs/>
+                <w:color w:val="000000" w:themeColor="text1"/>
                 <w:sz w:val="28"/>
                 <w:szCs w:val="28"/>
               </w:rPr>
@@ -3168,34 +3138,25 @@
         </w:tc>
       </w:tr>
       <w:tr>
-        <w:trPr>
-          <w:cantSplit/>
-          <w:jc w:val="center"/>
-        </w:trPr>
         <w:tc>
           <w:tcPr>
-            <w:tcW w:w="1814" w:type="dxa"/>
-            <w:shd w:val="clear" w:color="auto" w:fill="F2F2F2"/>
-            <w:tcMar>
-              <w:top w:w="110" w:type="dxa"/>
-              <w:left w:w="110" w:type="dxa"/>
-              <w:bottom w:w="110" w:type="dxa"/>
-              <w:right w:w="110" w:type="dxa"/>
-            </w:tcMar>
+            <w:tcW w:w="1511" w:type="pct"/>
             <w:vAlign w:val="center"/>
           </w:tcPr>
           <w:p>
             <w:pPr>
               <w:jc w:val="center"/>
               <w:rPr>
+                <w:bCs/>
+                <w:color w:val="000000" w:themeColor="text1"/>
                 <w:sz w:val="28"/>
                 <w:szCs w:val="28"/>
               </w:rPr>
             </w:pPr>
             <w:r>
               <w:rPr>
-                <w:b/>
-                <w:color w:val="000000"/>
+                <w:bCs/>
+                <w:color w:val="000000" w:themeColor="text1"/>
                 <w:sz w:val="28"/>
                 <w:szCs w:val="28"/>
               </w:rPr>
@@ -3205,27 +3166,22 @@
         </w:tc>
         <w:tc>
           <w:tcPr>
-            <w:tcW w:w="3600" w:type="dxa"/>
-            <w:shd w:val="clear" w:color="auto" w:fill="F2F2F2"/>
-            <w:tcMar>
-              <w:top w:w="110" w:type="dxa"/>
-              <w:left w:w="110" w:type="dxa"/>
-              <w:bottom w:w="110" w:type="dxa"/>
-              <w:right w:w="110" w:type="dxa"/>
-            </w:tcMar>
-            <w:vAlign w:val="center"/>
+            <w:tcW w:w="1745" w:type="pct"/>
           </w:tcPr>
           <w:p>
             <w:pPr>
               <w:jc w:val="both"/>
               <w:rPr>
+                <w:bCs/>
+                <w:color w:val="000000" w:themeColor="text1"/>
                 <w:sz w:val="28"/>
                 <w:szCs w:val="28"/>
               </w:rPr>
             </w:pPr>
             <w:r>
               <w:rPr>
-                <w:color w:val="000000"/>
+                <w:bCs/>
+                <w:color w:val="000000" w:themeColor="text1"/>
                 <w:sz w:val="28"/>
                 <w:szCs w:val="28"/>
               </w:rPr>
@@ -3235,27 +3191,22 @@
         </w:tc>
         <w:tc>
           <w:tcPr>
-            <w:tcW w:w="3600" w:type="dxa"/>
-            <w:shd w:val="clear" w:color="auto" w:fill="F2F2F2"/>
-            <w:tcMar>
-              <w:top w:w="110" w:type="dxa"/>
-              <w:left w:w="110" w:type="dxa"/>
-              <w:bottom w:w="110" w:type="dxa"/>
-              <w:right w:w="110" w:type="dxa"/>
-            </w:tcMar>
-            <w:vAlign w:val="center"/>
+            <w:tcW w:w="1745" w:type="pct"/>
           </w:tcPr>
           <w:p>
             <w:pPr>
               <w:jc w:val="both"/>
               <w:rPr>
+                <w:bCs/>
+                <w:color w:val="000000" w:themeColor="text1"/>
                 <w:sz w:val="28"/>
                 <w:szCs w:val="28"/>
               </w:rPr>
             </w:pPr>
             <w:r>
               <w:rPr>
-                <w:color w:val="000000"/>
+                <w:bCs/>
+                <w:color w:val="000000" w:themeColor="text1"/>
                 <w:sz w:val="28"/>
                 <w:szCs w:val="28"/>
               </w:rPr>
@@ -3265,34 +3216,25 @@
         </w:tc>
       </w:tr>
       <w:tr>
-        <w:trPr>
-          <w:cantSplit/>
-          <w:jc w:val="center"/>
-        </w:trPr>
         <w:tc>
           <w:tcPr>
-            <w:tcW w:w="1814" w:type="dxa"/>
-            <w:shd w:val="clear" w:color="auto" w:fill="FFFFFF"/>
-            <w:tcMar>
-              <w:top w:w="110" w:type="dxa"/>
-              <w:left w:w="110" w:type="dxa"/>
-              <w:bottom w:w="110" w:type="dxa"/>
-              <w:right w:w="110" w:type="dxa"/>
-            </w:tcMar>
+            <w:tcW w:w="1511" w:type="pct"/>
             <w:vAlign w:val="center"/>
           </w:tcPr>
           <w:p>
             <w:pPr>
               <w:jc w:val="center"/>
               <w:rPr>
+                <w:bCs/>
+                <w:color w:val="000000" w:themeColor="text1"/>
                 <w:sz w:val="28"/>
                 <w:szCs w:val="28"/>
               </w:rPr>
             </w:pPr>
             <w:r>
               <w:rPr>
-                <w:b/>
-                <w:color w:val="000000"/>
+                <w:bCs/>
+                <w:color w:val="000000" w:themeColor="text1"/>
                 <w:sz w:val="28"/>
                 <w:szCs w:val="28"/>
               </w:rPr>
@@ -3302,27 +3244,22 @@
         </w:tc>
         <w:tc>
           <w:tcPr>
-            <w:tcW w:w="3600" w:type="dxa"/>
-            <w:shd w:val="clear" w:color="auto" w:fill="FFFFFF"/>
-            <w:tcMar>
-              <w:top w:w="110" w:type="dxa"/>
-              <w:left w:w="110" w:type="dxa"/>
-              <w:bottom w:w="110" w:type="dxa"/>
-              <w:right w:w="110" w:type="dxa"/>
-            </w:tcMar>
-            <w:vAlign w:val="center"/>
+            <w:tcW w:w="1745" w:type="pct"/>
           </w:tcPr>
           <w:p>
             <w:pPr>
               <w:jc w:val="both"/>
               <w:rPr>
+                <w:bCs/>
+                <w:color w:val="000000" w:themeColor="text1"/>
                 <w:sz w:val="28"/>
                 <w:szCs w:val="28"/>
               </w:rPr>
             </w:pPr>
             <w:r>
               <w:rPr>
-                <w:color w:val="000000"/>
+                <w:bCs/>
+                <w:color w:val="000000" w:themeColor="text1"/>
                 <w:sz w:val="28"/>
                 <w:szCs w:val="28"/>
               </w:rPr>
@@ -3332,27 +3269,22 @@
         </w:tc>
         <w:tc>
           <w:tcPr>
-            <w:tcW w:w="3600" w:type="dxa"/>
-            <w:shd w:val="clear" w:color="auto" w:fill="FFFFFF"/>
-            <w:tcMar>
-              <w:top w:w="110" w:type="dxa"/>
-              <w:left w:w="110" w:type="dxa"/>
-              <w:bottom w:w="110" w:type="dxa"/>
-              <w:right w:w="110" w:type="dxa"/>
-            </w:tcMar>
-            <w:vAlign w:val="center"/>
+            <w:tcW w:w="1745" w:type="pct"/>
           </w:tcPr>
           <w:p>
             <w:pPr>
               <w:jc w:val="both"/>
               <w:rPr>
+                <w:bCs/>
+                <w:color w:val="000000" w:themeColor="text1"/>
                 <w:sz w:val="28"/>
                 <w:szCs w:val="28"/>
               </w:rPr>
             </w:pPr>
             <w:r>
               <w:rPr>
-                <w:color w:val="000000"/>
+                <w:bCs/>
+                <w:color w:val="000000" w:themeColor="text1"/>
                 <w:sz w:val="28"/>
                 <w:szCs w:val="28"/>
               </w:rPr>
@@ -3362,34 +3294,25 @@
         </w:tc>
       </w:tr>
       <w:tr>
-        <w:trPr>
-          <w:cantSplit/>
-          <w:jc w:val="center"/>
-        </w:trPr>
         <w:tc>
           <w:tcPr>
-            <w:tcW w:w="1814" w:type="dxa"/>
-            <w:shd w:val="clear" w:color="auto" w:fill="F2F2F2"/>
-            <w:tcMar>
-              <w:top w:w="110" w:type="dxa"/>
-              <w:left w:w="110" w:type="dxa"/>
-              <w:bottom w:w="110" w:type="dxa"/>
-              <w:right w:w="110" w:type="dxa"/>
-            </w:tcMar>
+            <w:tcW w:w="1511" w:type="pct"/>
             <w:vAlign w:val="center"/>
           </w:tcPr>
           <w:p>
             <w:pPr>
               <w:jc w:val="center"/>
               <w:rPr>
+                <w:bCs/>
+                <w:color w:val="000000" w:themeColor="text1"/>
                 <w:sz w:val="28"/>
                 <w:szCs w:val="28"/>
               </w:rPr>
             </w:pPr>
             <w:r>
               <w:rPr>
-                <w:b/>
-                <w:color w:val="000000"/>
+                <w:bCs/>
+                <w:color w:val="000000" w:themeColor="text1"/>
                 <w:sz w:val="28"/>
                 <w:szCs w:val="28"/>
               </w:rPr>
@@ -3399,27 +3322,22 @@
         </w:tc>
         <w:tc>
           <w:tcPr>
-            <w:tcW w:w="3600" w:type="dxa"/>
-            <w:shd w:val="clear" w:color="auto" w:fill="F2F2F2"/>
-            <w:tcMar>
-              <w:top w:w="110" w:type="dxa"/>
-              <w:left w:w="110" w:type="dxa"/>
-              <w:bottom w:w="110" w:type="dxa"/>
-              <w:right w:w="110" w:type="dxa"/>
-            </w:tcMar>
-            <w:vAlign w:val="center"/>
+            <w:tcW w:w="1745" w:type="pct"/>
           </w:tcPr>
           <w:p>
             <w:pPr>
               <w:jc w:val="both"/>
               <w:rPr>
+                <w:bCs/>
+                <w:color w:val="000000" w:themeColor="text1"/>
                 <w:sz w:val="28"/>
                 <w:szCs w:val="28"/>
               </w:rPr>
             </w:pPr>
             <w:r>
               <w:rPr>
-                <w:color w:val="000000"/>
+                <w:bCs/>
+                <w:color w:val="000000" w:themeColor="text1"/>
                 <w:sz w:val="28"/>
                 <w:szCs w:val="28"/>
               </w:rPr>
@@ -3429,27 +3347,22 @@
         </w:tc>
         <w:tc>
           <w:tcPr>
-            <w:tcW w:w="3600" w:type="dxa"/>
-            <w:shd w:val="clear" w:color="auto" w:fill="F2F2F2"/>
-            <w:tcMar>
-              <w:top w:w="110" w:type="dxa"/>
-              <w:left w:w="110" w:type="dxa"/>
-              <w:bottom w:w="110" w:type="dxa"/>
-              <w:right w:w="110" w:type="dxa"/>
-            </w:tcMar>
-            <w:vAlign w:val="center"/>
+            <w:tcW w:w="1745" w:type="pct"/>
           </w:tcPr>
           <w:p>
             <w:pPr>
               <w:jc w:val="both"/>
               <w:rPr>
+                <w:bCs/>
+                <w:color w:val="000000" w:themeColor="text1"/>
                 <w:sz w:val="28"/>
                 <w:szCs w:val="28"/>
               </w:rPr>
             </w:pPr>
             <w:r>
               <w:rPr>
-                <w:color w:val="000000"/>
+                <w:bCs/>
+                <w:color w:val="000000" w:themeColor="text1"/>
                 <w:sz w:val="28"/>
                 <w:szCs w:val="28"/>
               </w:rPr>
@@ -3545,7 +3458,6 @@
           <w:sz w:val="28"/>
           <w:szCs w:val="28"/>
         </w:rPr>
-        <w:lastRenderedPageBreak/>
         <w:t>Основное изменение состоит в переходе от преимущественной защиты прав, информации и отдельных систем к обеспечению устойчивости инфраструктуры и государственных процессов. Поэтому в новой Доктрине заметнее роль противодействия компьютерным атакам, информационно-психологическим операциям и зависимости от иностранных технологий.</w:t>
       </w:r>
     </w:p>
@@ -3647,23 +3559,7 @@
             <w:sz w:val="28"/>
             <w:szCs w:val="28"/>
           </w:rPr>
-          <w:t>https://www</w:t>
-        </w:r>
-        <w:r>
-          <w:rPr>
-            <w:rStyle w:val="Hyperlink"/>
-            <w:sz w:val="28"/>
-            <w:szCs w:val="28"/>
-          </w:rPr>
-          <w:t>.</w:t>
-        </w:r>
-        <w:r>
-          <w:rPr>
-            <w:rStyle w:val="Hyperlink"/>
-            <w:sz w:val="28"/>
-            <w:szCs w:val="28"/>
-          </w:rPr>
-          <w:t>kontur-extern.ru/info/normativ/document/1/40613-doktrina-informatsionnoy-bezopasnosti-rossiyskoy-federatsii</w:t>
+          <w:t>https://www.kontur-extern.ru/info/normativ/document/1/40613-doktrina-informatsionnoy-bezopasnosti-rossiyskoy-federatsii</w:t>
         </w:r>
       </w:hyperlink>
       <w:r>
@@ -3857,7 +3753,7 @@
 </file>
 
 <file path=word/endnotes.xml><?xml version="1.0" encoding="utf-8"?>
-<w:endnotes xmlns:wpc="http://schemas.microsoft.com/office/word/2010/wordprocessingCanvas" xmlns:cx="http://schemas.microsoft.com/office/drawing/2014/chartex" xmlns:cx1="http://schemas.microsoft.com/office/drawing/2015/9/8/chartex" xmlns:cx2="http://schemas.microsoft.com/office/drawing/2015/10/21/chartex" xmlns:cx3="http://schemas.microsoft.com/office/drawing/2016/5/9/chartex" xmlns:cx4="http://schemas.microsoft.com/office/drawing/2016/5/10/chartex" xmlns:cx5="http://schemas.microsoft.com/office/drawing/2016/5/11/chartex" xmlns:cx6="http://schemas.microsoft.com/office/drawing/2016/5/12/chartex" xmlns:cx7="http://schemas.microsoft.com/office/drawing/2016/5/13/chartex" xmlns:cx8="http://schemas.microsoft.com/office/drawing/2016/5/14/chartex" xmlns:mc="http://schemas.openxmlformats.org/markup-compatibility/2006" xmlns:aink="http://schemas.microsoft.com/office/drawing/2016/ink" xmlns:am3d="http://schemas.microsoft.com/office/drawing/2017/model3d" xmlns:o="urn:schemas-microsoft-com:office:office" xmlns:oel="http://schemas.microsoft.com/office/2019/extlst" xmlns:r="http://schemas.openxmlformats.org/officeDocument/2006/relationships" xmlns:m="http://schemas.openxmlformats.org/officeDocument/2006/math" xmlns:v="urn:schemas-microsoft-com:vml" xmlns:wp14="http://schemas.microsoft.com/office/word/2010/wordprocessingDrawing" xmlns:wp="http://schemas.openxmlformats.org/drawingml/2006/wordprocessingDrawing" xmlns:w10="urn:schemas-microsoft-com:office:word" xmlns:w="http://schemas.openxmlformats.org/wordprocessingml/2006/main" xmlns:w14="http://schemas.microsoft.com/office/word/2010/wordml" xmlns:w15="http://schemas.microsoft.com/office/word/2012/wordml" xmlns:w16cex="http://schemas.microsoft.com/office/word/2018/wordml/cex" xmlns:w16cid="http://schemas.microsoft.com/office/word/2016/wordml/cid" xmlns:w16="http://schemas.microsoft.com/office/word/2018/wordml" xmlns:w16du="http://schemas.microsoft.com/office/word/2023/wordml/word16du" xmlns:w16sdtdh="http://schemas.microsoft.com/office/word/2020/wordml/sdtdatahash" xmlns:w16sdtfl="http://schemas.microsoft.com/office/word/2024/wordml/sdtformatlock" xmlns:w16se="http://schemas.microsoft.com/office/word/2015/wordml/symex" xmlns:wpg="http://schemas.microsoft.com/office/word/2010/wordprocessingGroup" xmlns:wpi="http://schemas.microsoft.com/office/word/2010/wordprocessingInk" xmlns:wne="http://schemas.microsoft.com/office/word/2006/wordml" xmlns:wps="http://schemas.microsoft.com/office/word/2010/wordprocessingShape" mc:Ignorable="w14 w15 w16se w16cid w16 w16cex w16sdtdh w16sdtfl w16du wp14">
+<w:endnotes xmlns:wpc="http://schemas.microsoft.com/office/word/2010/wordprocessingCanvas" xmlns:cx="http://schemas.microsoft.com/office/drawing/2014/chartex" xmlns:cx1="http://schemas.microsoft.com/office/drawing/2015/9/8/chartex" xmlns:cx2="http://schemas.microsoft.com/office/drawing/2015/10/21/chartex" xmlns:cx3="http://schemas.microsoft.com/office/drawing/2016/5/9/chartex" xmlns:cx4="http://schemas.microsoft.com/office/drawing/2016/5/10/chartex" xmlns:cx5="http://schemas.microsoft.com/office/drawing/2016/5/11/chartex" xmlns:cx6="http://schemas.microsoft.com/office/drawing/2016/5/12/chartex" xmlns:cx7="http://schemas.microsoft.com/office/drawing/2016/5/13/chartex" xmlns:cx8="http://schemas.microsoft.com/office/drawing/2016/5/14/chartex" xmlns:mc="http://schemas.openxmlformats.org/markup-compatibility/2006" xmlns:m="http://schemas.openxmlformats.org/officeDocument/2006/math" xmlns:aink="http://schemas.microsoft.com/office/drawing/2016/ink" xmlns:am3d="http://schemas.microsoft.com/office/drawing/2017/model3d" xmlns:oel="http://schemas.microsoft.com/office/2019/extlst" xmlns:r="http://schemas.openxmlformats.org/officeDocument/2006/relationships" xmlns:wp14="http://schemas.microsoft.com/office/word/2010/wordprocessingDrawing" xmlns:wp="http://schemas.openxmlformats.org/drawingml/2006/wordprocessingDrawing" xmlns:wpg="http://schemas.microsoft.com/office/word/2010/wordprocessingGroup" xmlns:wpi="http://schemas.microsoft.com/office/word/2010/wordprocessingInk" xmlns:wps="http://schemas.microsoft.com/office/word/2010/wordprocessingShape" xmlns:o="urn:schemas-microsoft-com:office:office" xmlns:v="urn:schemas-microsoft-com:vml" xmlns:w10="urn:schemas-microsoft-com:office:word" xmlns:w="http://schemas.openxmlformats.org/wordprocessingml/2006/main" xmlns:w14="http://schemas.microsoft.com/office/word/2010/wordml" xmlns:w15="http://schemas.microsoft.com/office/word/2012/wordml" xmlns:w16cex="http://schemas.microsoft.com/office/word/2018/wordml/cex" xmlns:w16cid="http://schemas.microsoft.com/office/word/2016/wordml/cid" xmlns:w16="http://schemas.microsoft.com/office/word/2018/wordml" xmlns:w16sdtdh="http://schemas.microsoft.com/office/word/2020/wordml/sdtdatahash" xmlns:w16sdtfl="http://schemas.microsoft.com/office/word/2024/wordml/sdtformatlock" xmlns:w16se="http://schemas.microsoft.com/office/word/2015/wordml/symex" xmlns:w16du="http://schemas.microsoft.com/office/word/2023/wordml/word16du" xmlns:wne="http://schemas.microsoft.com/office/word/2006/wordml" mc:Ignorable="w14 w15 w16se w16cid w16 w16cex w16sdtdh w16sdtfl w16du wp14">
   <w:endnote w:type="separator" w:id="-1">
     <w:p>
       <w:r>
@@ -3876,7 +3772,7 @@
 </file>
 
 <file path=word/footer1.xml><?xml version="1.0" encoding="utf-8"?>
-<w:ftr xmlns:wpc="http://schemas.microsoft.com/office/word/2010/wordprocessingCanvas" xmlns:cx="http://schemas.microsoft.com/office/drawing/2014/chartex" xmlns:cx1="http://schemas.microsoft.com/office/drawing/2015/9/8/chartex" xmlns:cx2="http://schemas.microsoft.com/office/drawing/2015/10/21/chartex" xmlns:cx3="http://schemas.microsoft.com/office/drawing/2016/5/9/chartex" xmlns:cx4="http://schemas.microsoft.com/office/drawing/2016/5/10/chartex" xmlns:cx5="http://schemas.microsoft.com/office/drawing/2016/5/11/chartex" xmlns:cx6="http://schemas.microsoft.com/office/drawing/2016/5/12/chartex" xmlns:cx7="http://schemas.microsoft.com/office/drawing/2016/5/13/chartex" xmlns:cx8="http://schemas.microsoft.com/office/drawing/2016/5/14/chartex" xmlns:mc="http://schemas.openxmlformats.org/markup-compatibility/2006" xmlns:aink="http://schemas.microsoft.com/office/drawing/2016/ink" xmlns:am3d="http://schemas.microsoft.com/office/drawing/2017/model3d" xmlns:o="urn:schemas-microsoft-com:office:office" xmlns:oel="http://schemas.microsoft.com/office/2019/extlst" xmlns:r="http://schemas.openxmlformats.org/officeDocument/2006/relationships" xmlns:m="http://schemas.openxmlformats.org/officeDocument/2006/math" xmlns:v="urn:schemas-microsoft-com:vml" xmlns:wp14="http://schemas.microsoft.com/office/word/2010/wordprocessingDrawing" xmlns:wp="http://schemas.openxmlformats.org/drawingml/2006/wordprocessingDrawing" xmlns:w10="urn:schemas-microsoft-com:office:word" xmlns:w="http://schemas.openxmlformats.org/wordprocessingml/2006/main" xmlns:w14="http://schemas.microsoft.com/office/word/2010/wordml" xmlns:w15="http://schemas.microsoft.com/office/word/2012/wordml" xmlns:w16cex="http://schemas.microsoft.com/office/word/2018/wordml/cex" xmlns:w16cid="http://schemas.microsoft.com/office/word/2016/wordml/cid" xmlns:w16="http://schemas.microsoft.com/office/word/2018/wordml" xmlns:w16du="http://schemas.microsoft.com/office/word/2023/wordml/word16du" xmlns:w16sdtdh="http://schemas.microsoft.com/office/word/2020/wordml/sdtdatahash" xmlns:w16sdtfl="http://schemas.microsoft.com/office/word/2024/wordml/sdtformatlock" xmlns:w16se="http://schemas.microsoft.com/office/word/2015/wordml/symex" xmlns:wpg="http://schemas.microsoft.com/office/word/2010/wordprocessingGroup" xmlns:wpi="http://schemas.microsoft.com/office/word/2010/wordprocessingInk" xmlns:wne="http://schemas.microsoft.com/office/word/2006/wordml" xmlns:wps="http://schemas.microsoft.com/office/word/2010/wordprocessingShape" mc:Ignorable="w14 w15 w16se w16cid w16 w16cex w16sdtdh w16sdtfl w16du wp14">
+<w:ftr xmlns:wpc="http://schemas.microsoft.com/office/word/2010/wordprocessingCanvas" xmlns:cx="http://schemas.microsoft.com/office/drawing/2014/chartex" xmlns:cx1="http://schemas.microsoft.com/office/drawing/2015/9/8/chartex" xmlns:cx2="http://schemas.microsoft.com/office/drawing/2015/10/21/chartex" xmlns:cx3="http://schemas.microsoft.com/office/drawing/2016/5/9/chartex" xmlns:cx4="http://schemas.microsoft.com/office/drawing/2016/5/10/chartex" xmlns:cx5="http://schemas.microsoft.com/office/drawing/2016/5/11/chartex" xmlns:cx6="http://schemas.microsoft.com/office/drawing/2016/5/12/chartex" xmlns:cx7="http://schemas.microsoft.com/office/drawing/2016/5/13/chartex" xmlns:cx8="http://schemas.microsoft.com/office/drawing/2016/5/14/chartex" xmlns:mc="http://schemas.openxmlformats.org/markup-compatibility/2006" xmlns:m="http://schemas.openxmlformats.org/officeDocument/2006/math" xmlns:aink="http://schemas.microsoft.com/office/drawing/2016/ink" xmlns:am3d="http://schemas.microsoft.com/office/drawing/2017/model3d" xmlns:oel="http://schemas.microsoft.com/office/2019/extlst" xmlns:r="http://schemas.openxmlformats.org/officeDocument/2006/relationships" xmlns:wp14="http://schemas.microsoft.com/office/word/2010/wordprocessingDrawing" xmlns:wp="http://schemas.openxmlformats.org/drawingml/2006/wordprocessingDrawing" xmlns:wpg="http://schemas.microsoft.com/office/word/2010/wordprocessingGroup" xmlns:wpi="http://schemas.microsoft.com/office/word/2010/wordprocessingInk" xmlns:wps="http://schemas.microsoft.com/office/word/2010/wordprocessingShape" xmlns:o="urn:schemas-microsoft-com:office:office" xmlns:v="urn:schemas-microsoft-com:vml" xmlns:w10="urn:schemas-microsoft-com:office:word" xmlns:w="http://schemas.openxmlformats.org/wordprocessingml/2006/main" xmlns:w14="http://schemas.microsoft.com/office/word/2010/wordml" xmlns:w15="http://schemas.microsoft.com/office/word/2012/wordml" xmlns:w16cex="http://schemas.microsoft.com/office/word/2018/wordml/cex" xmlns:w16cid="http://schemas.microsoft.com/office/word/2016/wordml/cid" xmlns:w16="http://schemas.microsoft.com/office/word/2018/wordml" xmlns:w16sdtdh="http://schemas.microsoft.com/office/word/2020/wordml/sdtdatahash" xmlns:w16sdtfl="http://schemas.microsoft.com/office/word/2024/wordml/sdtformatlock" xmlns:w16se="http://schemas.microsoft.com/office/word/2015/wordml/symex" xmlns:w16du="http://schemas.microsoft.com/office/word/2023/wordml/word16du" xmlns:wne="http://schemas.microsoft.com/office/word/2006/wordml" mc:Ignorable="w14 w15 w16se w16cid w16 w16cex w16sdtdh w16sdtfl w16du wp14">
   <w:sdt>
     <w:sdtPr>
       <w:rPr>
@@ -3927,7 +3823,7 @@
 </file>
 
 <file path=word/footer2.xml><?xml version="1.0" encoding="utf-8"?>
-<w:ftr xmlns:wpc="http://schemas.microsoft.com/office/word/2010/wordprocessingCanvas" xmlns:cx="http://schemas.microsoft.com/office/drawing/2014/chartex" xmlns:cx1="http://schemas.microsoft.com/office/drawing/2015/9/8/chartex" xmlns:cx2="http://schemas.microsoft.com/office/drawing/2015/10/21/chartex" xmlns:cx3="http://schemas.microsoft.com/office/drawing/2016/5/9/chartex" xmlns:cx4="http://schemas.microsoft.com/office/drawing/2016/5/10/chartex" xmlns:cx5="http://schemas.microsoft.com/office/drawing/2016/5/11/chartex" xmlns:cx6="http://schemas.microsoft.com/office/drawing/2016/5/12/chartex" xmlns:cx7="http://schemas.microsoft.com/office/drawing/2016/5/13/chartex" xmlns:cx8="http://schemas.microsoft.com/office/drawing/2016/5/14/chartex" xmlns:mc="http://schemas.openxmlformats.org/markup-compatibility/2006" xmlns:aink="http://schemas.microsoft.com/office/drawing/2016/ink" xmlns:am3d="http://schemas.microsoft.com/office/drawing/2017/model3d" xmlns:o="urn:schemas-microsoft-com:office:office" xmlns:oel="http://schemas.microsoft.com/office/2019/extlst" xmlns:r="http://schemas.openxmlformats.org/officeDocument/2006/relationships" xmlns:m="http://schemas.openxmlformats.org/officeDocument/2006/math" xmlns:v="urn:schemas-microsoft-com:vml" xmlns:wp14="http://schemas.microsoft.com/office/word/2010/wordprocessingDrawing" xmlns:wp="http://schemas.openxmlformats.org/drawingml/2006/wordprocessingDrawing" xmlns:w10="urn:schemas-microsoft-com:office:word" xmlns:w="http://schemas.openxmlformats.org/wordprocessingml/2006/main" xmlns:w14="http://schemas.microsoft.com/office/word/2010/wordml" xmlns:w15="http://schemas.microsoft.com/office/word/2012/wordml" xmlns:w16cex="http://schemas.microsoft.com/office/word/2018/wordml/cex" xmlns:w16cid="http://schemas.microsoft.com/office/word/2016/wordml/cid" xmlns:w16="http://schemas.microsoft.com/office/word/2018/wordml" xmlns:w16du="http://schemas.microsoft.com/office/word/2023/wordml/word16du" xmlns:w16sdtdh="http://schemas.microsoft.com/office/word/2020/wordml/sdtdatahash" xmlns:w16sdtfl="http://schemas.microsoft.com/office/word/2024/wordml/sdtformatlock" xmlns:w16se="http://schemas.microsoft.com/office/word/2015/wordml/symex" xmlns:wpg="http://schemas.microsoft.com/office/word/2010/wordprocessingGroup" xmlns:wpi="http://schemas.microsoft.com/office/word/2010/wordprocessingInk" xmlns:wne="http://schemas.microsoft.com/office/word/2006/wordml" xmlns:wps="http://schemas.microsoft.com/office/word/2010/wordprocessingShape" mc:Ignorable="w14 w15 w16se w16cid w16 w16cex w16sdtdh w16sdtfl w16du wp14">
+<w:ftr xmlns:wpc="http://schemas.microsoft.com/office/word/2010/wordprocessingCanvas" xmlns:cx="http://schemas.microsoft.com/office/drawing/2014/chartex" xmlns:cx1="http://schemas.microsoft.com/office/drawing/2015/9/8/chartex" xmlns:cx2="http://schemas.microsoft.com/office/drawing/2015/10/21/chartex" xmlns:cx3="http://schemas.microsoft.com/office/drawing/2016/5/9/chartex" xmlns:cx4="http://schemas.microsoft.com/office/drawing/2016/5/10/chartex" xmlns:cx5="http://schemas.microsoft.com/office/drawing/2016/5/11/chartex" xmlns:cx6="http://schemas.microsoft.com/office/drawing/2016/5/12/chartex" xmlns:cx7="http://schemas.microsoft.com/office/drawing/2016/5/13/chartex" xmlns:cx8="http://schemas.microsoft.com/office/drawing/2016/5/14/chartex" xmlns:mc="http://schemas.openxmlformats.org/markup-compatibility/2006" xmlns:m="http://schemas.openxmlformats.org/officeDocument/2006/math" xmlns:aink="http://schemas.microsoft.com/office/drawing/2016/ink" xmlns:am3d="http://schemas.microsoft.com/office/drawing/2017/model3d" xmlns:oel="http://schemas.microsoft.com/office/2019/extlst" xmlns:r="http://schemas.openxmlformats.org/officeDocument/2006/relationships" xmlns:wp14="http://schemas.microsoft.com/office/word/2010/wordprocessingDrawing" xmlns:wp="http://schemas.openxmlformats.org/drawingml/2006/wordprocessingDrawing" xmlns:wpg="http://schemas.microsoft.com/office/word/2010/wordprocessingGroup" xmlns:wpi="http://schemas.microsoft.com/office/word/2010/wordprocessingInk" xmlns:wps="http://schemas.microsoft.com/office/word/2010/wordprocessingShape" xmlns:o="urn:schemas-microsoft-com:office:office" xmlns:v="urn:schemas-microsoft-com:vml" xmlns:w10="urn:schemas-microsoft-com:office:word" xmlns:w="http://schemas.openxmlformats.org/wordprocessingml/2006/main" xmlns:w14="http://schemas.microsoft.com/office/word/2010/wordml" xmlns:w15="http://schemas.microsoft.com/office/word/2012/wordml" xmlns:w16cex="http://schemas.microsoft.com/office/word/2018/wordml/cex" xmlns:w16cid="http://schemas.microsoft.com/office/word/2016/wordml/cid" xmlns:w16="http://schemas.microsoft.com/office/word/2018/wordml" xmlns:w16sdtdh="http://schemas.microsoft.com/office/word/2020/wordml/sdtdatahash" xmlns:w16sdtfl="http://schemas.microsoft.com/office/word/2024/wordml/sdtformatlock" xmlns:w16se="http://schemas.microsoft.com/office/word/2015/wordml/symex" xmlns:w16du="http://schemas.microsoft.com/office/word/2023/wordml/word16du" xmlns:wne="http://schemas.microsoft.com/office/word/2006/wordml" mc:Ignorable="w14 w15 w16se w16cid w16 w16cex w16sdtdh w16sdtfl w16du wp14">
   <w:sdt>
     <w:sdtPr>
       <w:rPr>
@@ -4011,7 +3907,7 @@
 </file>
 
 <file path=word/footnotes.xml><?xml version="1.0" encoding="utf-8"?>
-<w:footnotes xmlns:wpc="http://schemas.microsoft.com/office/word/2010/wordprocessingCanvas" xmlns:cx="http://schemas.microsoft.com/office/drawing/2014/chartex" xmlns:cx1="http://schemas.microsoft.com/office/drawing/2015/9/8/chartex" xmlns:cx2="http://schemas.microsoft.com/office/drawing/2015/10/21/chartex" xmlns:cx3="http://schemas.microsoft.com/office/drawing/2016/5/9/chartex" xmlns:cx4="http://schemas.microsoft.com/office/drawing/2016/5/10/chartex" xmlns:cx5="http://schemas.microsoft.com/office/drawing/2016/5/11/chartex" xmlns:cx6="http://schemas.microsoft.com/office/drawing/2016/5/12/chartex" xmlns:cx7="http://schemas.microsoft.com/office/drawing/2016/5/13/chartex" xmlns:cx8="http://schemas.microsoft.com/office/drawing/2016/5/14/chartex" xmlns:mc="http://schemas.openxmlformats.org/markup-compatibility/2006" xmlns:aink="http://schemas.microsoft.com/office/drawing/2016/ink" xmlns:am3d="http://schemas.microsoft.com/office/drawing/2017/model3d" xmlns:o="urn:schemas-microsoft-com:office:office" xmlns:oel="http://schemas.microsoft.com/office/2019/extlst" xmlns:r="http://schemas.openxmlformats.org/officeDocument/2006/relationships" xmlns:m="http://schemas.openxmlformats.org/officeDocument/2006/math" xmlns:v="urn:schemas-microsoft-com:vml" xmlns:wp14="http://schemas.microsoft.com/office/word/2010/wordprocessingDrawing" xmlns:wp="http://schemas.openxmlformats.org/drawingml/2006/wordprocessingDrawing" xmlns:w10="urn:schemas-microsoft-com:office:word" xmlns:w="http://schemas.openxmlformats.org/wordprocessingml/2006/main" xmlns:w14="http://schemas.microsoft.com/office/word/2010/wordml" xmlns:w15="http://schemas.microsoft.com/office/word/2012/wordml" xmlns:w16cex="http://schemas.microsoft.com/office/word/2018/wordml/cex" xmlns:w16cid="http://schemas.microsoft.com/office/word/2016/wordml/cid" xmlns:w16="http://schemas.microsoft.com/office/word/2018/wordml" xmlns:w16du="http://schemas.microsoft.com/office/word/2023/wordml/word16du" xmlns:w16sdtdh="http://schemas.microsoft.com/office/word/2020/wordml/sdtdatahash" xmlns:w16sdtfl="http://schemas.microsoft.com/office/word/2024/wordml/sdtformatlock" xmlns:w16se="http://schemas.microsoft.com/office/word/2015/wordml/symex" xmlns:wpg="http://schemas.microsoft.com/office/word/2010/wordprocessingGroup" xmlns:wpi="http://schemas.microsoft.com/office/word/2010/wordprocessingInk" xmlns:wne="http://schemas.microsoft.com/office/word/2006/wordml" xmlns:wps="http://schemas.microsoft.com/office/word/2010/wordprocessingShape" mc:Ignorable="w14 w15 w16se w16cid w16 w16cex w16sdtdh w16sdtfl w16du wp14">
+<w:footnotes xmlns:wpc="http://schemas.microsoft.com/office/word/2010/wordprocessingCanvas" xmlns:cx="http://schemas.microsoft.com/office/drawing/2014/chartex" xmlns:cx1="http://schemas.microsoft.com/office/drawing/2015/9/8/chartex" xmlns:cx2="http://schemas.microsoft.com/office/drawing/2015/10/21/chartex" xmlns:cx3="http://schemas.microsoft.com/office/drawing/2016/5/9/chartex" xmlns:cx4="http://schemas.microsoft.com/office/drawing/2016/5/10/chartex" xmlns:cx5="http://schemas.microsoft.com/office/drawing/2016/5/11/chartex" xmlns:cx6="http://schemas.microsoft.com/office/drawing/2016/5/12/chartex" xmlns:cx7="http://schemas.microsoft.com/office/drawing/2016/5/13/chartex" xmlns:cx8="http://schemas.microsoft.com/office/drawing/2016/5/14/chartex" xmlns:mc="http://schemas.openxmlformats.org/markup-compatibility/2006" xmlns:m="http://schemas.openxmlformats.org/officeDocument/2006/math" xmlns:aink="http://schemas.microsoft.com/office/drawing/2016/ink" xmlns:am3d="http://schemas.microsoft.com/office/drawing/2017/model3d" xmlns:oel="http://schemas.microsoft.com/office/2019/extlst" xmlns:r="http://schemas.openxmlformats.org/officeDocument/2006/relationships" xmlns:wp14="http://schemas.microsoft.com/office/word/2010/wordprocessingDrawing" xmlns:wp="http://schemas.openxmlformats.org/drawingml/2006/wordprocessingDrawing" xmlns:wpg="http://schemas.microsoft.com/office/word/2010/wordprocessingGroup" xmlns:wpi="http://schemas.microsoft.com/office/word/2010/wordprocessingInk" xmlns:wps="http://schemas.microsoft.com/office/word/2010/wordprocessingShape" xmlns:o="urn:schemas-microsoft-com:office:office" xmlns:v="urn:schemas-microsoft-com:vml" xmlns:w10="urn:schemas-microsoft-com:office:word" xmlns:w="http://schemas.openxmlformats.org/wordprocessingml/2006/main" xmlns:w14="http://schemas.microsoft.com/office/word/2010/wordml" xmlns:w15="http://schemas.microsoft.com/office/word/2012/wordml" xmlns:w16cex="http://schemas.microsoft.com/office/word/2018/wordml/cex" xmlns:w16cid="http://schemas.microsoft.com/office/word/2016/wordml/cid" xmlns:w16="http://schemas.microsoft.com/office/word/2018/wordml" xmlns:w16sdtdh="http://schemas.microsoft.com/office/word/2020/wordml/sdtdatahash" xmlns:w16sdtfl="http://schemas.microsoft.com/office/word/2024/wordml/sdtformatlock" xmlns:w16se="http://schemas.microsoft.com/office/word/2015/wordml/symex" xmlns:w16du="http://schemas.microsoft.com/office/word/2023/wordml/word16du" xmlns:wne="http://schemas.microsoft.com/office/word/2006/wordml" mc:Ignorable="w14 w15 w16se w16cid w16 w16cex w16sdtdh w16sdtfl w16du wp14">
   <w:footnote w:type="separator" w:id="-1">
     <w:p>
       <w:r>
@@ -4030,7 +3926,7 @@
 </file>
 
 <file path=word/numbering.xml><?xml version="1.0" encoding="utf-8"?>
-<w:numbering xmlns:wpc="http://schemas.microsoft.com/office/word/2010/wordprocessingCanvas" xmlns:cx="http://schemas.microsoft.com/office/drawing/2014/chartex" xmlns:cx1="http://schemas.microsoft.com/office/drawing/2015/9/8/chartex" xmlns:cx2="http://schemas.microsoft.com/office/drawing/2015/10/21/chartex" xmlns:cx3="http://schemas.microsoft.com/office/drawing/2016/5/9/chartex" xmlns:cx4="http://schemas.microsoft.com/office/drawing/2016/5/10/chartex" xmlns:cx5="http://schemas.microsoft.com/office/drawing/2016/5/11/chartex" xmlns:cx6="http://schemas.microsoft.com/office/drawing/2016/5/12/chartex" xmlns:cx7="http://schemas.microsoft.com/office/drawing/2016/5/13/chartex" xmlns:cx8="http://schemas.microsoft.com/office/drawing/2016/5/14/chartex" xmlns:mc="http://schemas.openxmlformats.org/markup-compatibility/2006" xmlns:aink="http://schemas.microsoft.com/office/drawing/2016/ink" xmlns:am3d="http://schemas.microsoft.com/office/drawing/2017/model3d" xmlns:o="urn:schemas-microsoft-com:office:office" xmlns:oel="http://schemas.microsoft.com/office/2019/extlst" xmlns:r="http://schemas.openxmlformats.org/officeDocument/2006/relationships" xmlns:m="http://schemas.openxmlformats.org/officeDocument/2006/math" xmlns:v="urn:schemas-microsoft-com:vml" xmlns:wp14="http://schemas.microsoft.com/office/word/2010/wordprocessingDrawing" xmlns:wp="http://schemas.openxmlformats.org/drawingml/2006/wordprocessingDrawing" xmlns:w10="urn:schemas-microsoft-com:office:word" xmlns:w="http://schemas.openxmlformats.org/wordprocessingml/2006/main" xmlns:w14="http://schemas.microsoft.com/office/word/2010/wordml" xmlns:w15="http://schemas.microsoft.com/office/word/2012/wordml" xmlns:w16cex="http://schemas.microsoft.com/office/word/2018/wordml/cex" xmlns:w16cid="http://schemas.microsoft.com/office/word/2016/wordml/cid" xmlns:w16="http://schemas.microsoft.com/office/word/2018/wordml" xmlns:w16du="http://schemas.microsoft.com/office/word/2023/wordml/word16du" xmlns:w16sdtdh="http://schemas.microsoft.com/office/word/2020/wordml/sdtdatahash" xmlns:w16sdtfl="http://schemas.microsoft.com/office/word/2024/wordml/sdtformatlock" xmlns:w16se="http://schemas.microsoft.com/office/word/2015/wordml/symex" xmlns:wpg="http://schemas.microsoft.com/office/word/2010/wordprocessingGroup" xmlns:wpi="http://schemas.microsoft.com/office/word/2010/wordprocessingInk" xmlns:wne="http://schemas.microsoft.com/office/word/2006/wordml" xmlns:wps="http://schemas.microsoft.com/office/word/2010/wordprocessingShape" mc:Ignorable="w14 w15 w16se w16cid w16 w16cex w16sdtdh w16sdtfl w16du wp14">
+<w:numbering xmlns:wpc="http://schemas.microsoft.com/office/word/2010/wordprocessingCanvas" xmlns:cx="http://schemas.microsoft.com/office/drawing/2014/chartex" xmlns:cx1="http://schemas.microsoft.com/office/drawing/2015/9/8/chartex" xmlns:cx2="http://schemas.microsoft.com/office/drawing/2015/10/21/chartex" xmlns:cx3="http://schemas.microsoft.com/office/drawing/2016/5/9/chartex" xmlns:cx4="http://schemas.microsoft.com/office/drawing/2016/5/10/chartex" xmlns:cx5="http://schemas.microsoft.com/office/drawing/2016/5/11/chartex" xmlns:cx6="http://schemas.microsoft.com/office/drawing/2016/5/12/chartex" xmlns:cx7="http://schemas.microsoft.com/office/drawing/2016/5/13/chartex" xmlns:cx8="http://schemas.microsoft.com/office/drawing/2016/5/14/chartex" xmlns:mc="http://schemas.openxmlformats.org/markup-compatibility/2006" xmlns:m="http://schemas.openxmlformats.org/officeDocument/2006/math" xmlns:aink="http://schemas.microsoft.com/office/drawing/2016/ink" xmlns:am3d="http://schemas.microsoft.com/office/drawing/2017/model3d" xmlns:oel="http://schemas.microsoft.com/office/2019/extlst" xmlns:r="http://schemas.openxmlformats.org/officeDocument/2006/relationships" xmlns:wp14="http://schemas.microsoft.com/office/word/2010/wordprocessingDrawing" xmlns:wp="http://schemas.openxmlformats.org/drawingml/2006/wordprocessingDrawing" xmlns:wpg="http://schemas.microsoft.com/office/word/2010/wordprocessingGroup" xmlns:wpi="http://schemas.microsoft.com/office/word/2010/wordprocessingInk" xmlns:wps="http://schemas.microsoft.com/office/word/2010/wordprocessingShape" xmlns:o="urn:schemas-microsoft-com:office:office" xmlns:v="urn:schemas-microsoft-com:vml" xmlns:w10="urn:schemas-microsoft-com:office:word" xmlns:w="http://schemas.openxmlformats.org/wordprocessingml/2006/main" xmlns:w14="http://schemas.microsoft.com/office/word/2010/wordml" xmlns:w15="http://schemas.microsoft.com/office/word/2012/wordml" xmlns:w16cex="http://schemas.microsoft.com/office/word/2018/wordml/cex" xmlns:w16cid="http://schemas.microsoft.com/office/word/2016/wordml/cid" xmlns:w16="http://schemas.microsoft.com/office/word/2018/wordml" xmlns:w16sdtdh="http://schemas.microsoft.com/office/word/2020/wordml/sdtdatahash" xmlns:w16sdtfl="http://schemas.microsoft.com/office/word/2024/wordml/sdtformatlock" xmlns:w16se="http://schemas.microsoft.com/office/word/2015/wordml/symex" xmlns:w16du="http://schemas.microsoft.com/office/word/2023/wordml/word16du" xmlns:wne="http://schemas.microsoft.com/office/word/2006/wordml" mc:Ignorable="w14 w15 w16se w16cid w16 w16cex w16sdtdh w16sdtfl w16du wp14">
   <w:abstractNum w:abstractNumId="0" w15:restartNumberingAfterBreak="0">
     <w:nsid w:val="001971AB"/>
     <w:multiLevelType w:val="multilevel"/>
@@ -6585,7 +6481,7 @@
 </file>
 
 <file path=word/styles.xml><?xml version="1.0" encoding="utf-8"?>
-<w:styles xmlns:mc="http://schemas.openxmlformats.org/markup-compatibility/2006" xmlns:r="http://schemas.openxmlformats.org/officeDocument/2006/relationships" xmlns:w="http://schemas.openxmlformats.org/wordprocessingml/2006/main" xmlns:w14="http://schemas.microsoft.com/office/word/2010/wordml" xmlns:w15="http://schemas.microsoft.com/office/word/2012/wordml" xmlns:w16cex="http://schemas.microsoft.com/office/word/2018/wordml/cex" xmlns:w16cid="http://schemas.microsoft.com/office/word/2016/wordml/cid" xmlns:w16="http://schemas.microsoft.com/office/word/2018/wordml" xmlns:w16du="http://schemas.microsoft.com/office/word/2023/wordml/word16du" xmlns:w16sdtdh="http://schemas.microsoft.com/office/word/2020/wordml/sdtdatahash" xmlns:w16sdtfl="http://schemas.microsoft.com/office/word/2024/wordml/sdtformatlock" xmlns:w16se="http://schemas.microsoft.com/office/word/2015/wordml/symex" mc:Ignorable="w14 w15 w16se w16cid w16 w16cex w16sdtdh w16sdtfl w16du">
+<w:styles xmlns:mc="http://schemas.openxmlformats.org/markup-compatibility/2006" xmlns:r="http://schemas.openxmlformats.org/officeDocument/2006/relationships" xmlns:w="http://schemas.openxmlformats.org/wordprocessingml/2006/main" xmlns:w14="http://schemas.microsoft.com/office/word/2010/wordml" xmlns:w15="http://schemas.microsoft.com/office/word/2012/wordml" xmlns:w16cex="http://schemas.microsoft.com/office/word/2018/wordml/cex" xmlns:w16cid="http://schemas.microsoft.com/office/word/2016/wordml/cid" xmlns:w16="http://schemas.microsoft.com/office/word/2018/wordml" xmlns:w16sdtdh="http://schemas.microsoft.com/office/word/2020/wordml/sdtdatahash" xmlns:w16sdtfl="http://schemas.microsoft.com/office/word/2024/wordml/sdtformatlock" xmlns:w16se="http://schemas.microsoft.com/office/word/2015/wordml/symex" xmlns:w16du="http://schemas.microsoft.com/office/word/2023/wordml/word16du" mc:Ignorable="w14 w15 w16se w16cid w16 w16cex w16sdtdh w16sdtfl w16du">
   <w:docDefaults>
     <w:rPrDefault>
       <w:rPr>
